--- a/Applications/2026-09-30 Microbac - Regional Lab Ops Director (Northeast)/Evan Parnell - Microbac Cover Letter.docx
+++ b/Applications/2026-09-30 Microbac - Regional Lab Ops Director (Northeast)/Evan Parnell - Microbac Cover Letter.docx
@@ -139,7 +139,7 @@
           <w:sz w:val="20"/>
           <w:szCs w:val="20"/>
         </w:rPr>
-        <w:t xml:space="preserve">As Associate Laboratory Director at Green Analytics, I owned everything inside the building — three department managers across chemistry, microbiology and sampling, three shift leads, and roughly sixteen technicians and analysts. Annual sample volume went from about 25,000 to just under 50,000 on a 35% increase in staff, close to a 50% gain in output per person. Turnaround went from five days to three. Turnover fell about 75%.</w:t>
+        <w:t xml:space="preserve">As Associate Laboratory Director at Green Analytics, I owned everything inside the building, leading a site of 40 to 45 people through a middle-management cadre of five. Annual testing volume went from about 25,000 samples to 47,000 — 27,000, 33,000, 39,000 and 47,000 by year — while the staff went from 32 to 45, roughly a third more output per person. Turnaround went from five days to three. Annual turnover went from twelve departures to four, and operating costs fell about 15% while we expanded what we could offer.</w:t>
       </w:r>
     </w:p>
     <w:p>
@@ -152,7 +152,7 @@
           <w:sz w:val="20"/>
           <w:szCs w:val="20"/>
         </w:rPr>
-        <w:t xml:space="preserve">That came from unglamorous work: analyzing purchasing and workflow to take out cost, redesigning the physical laboratory around how samples actually move, and building a job-leveling program — Technician and Analyst levels one through three, with published pay ranges, skill checklists and supervisor sign-offs — to replace a structure where identical titles carried widely different pay and responsibility. That program is the main reason turnover dropped, and the management infrastructure behind it was adopted across all eight of the company’s locations as it grew from 250 to roughly 350 people.</w:t>
+        <w:t xml:space="preserve">That came from unglamorous work: analyzing purchasing and workflow to take out cost, redesigning the physical laboratory around how samples actually move, and building a job-leveling and competency framework — Technician and Analyst levels one through three, with published pay ranges, skill checklists and supervisor sign-offs — to replace a structure where identical titles carried widely different pay and responsibility. That framework is the main reason turnover dropped, and it was adopted across eight laboratories and more than 250 employees. What I was actually hired to fix was described as on-site leadership; the real constraint was that management systems built for a ten-person startup were now running a multi-site organization.</w:t>
       </w:r>
     </w:p>
     <w:p>
